--- a/docs/br/FAQ_AI_for_Americans_First_PT-BR.docx
+++ b/docs/br/FAQ_AI_for_Americans_First_PT-BR.docx
@@ -188,7 +188,7 @@
           <w:szCs w:val="20"/>
           <w:lang w:val="en-US"/>
         </w:rPr>
-        <w:t>77% global AI compute = USA | $675B US capex 2026 | 3.4× US/EU ratio (Power mode)</w:t>
+        <w:t>78,9% global AI compute = USA | $675B US capex 2026 | 3.4× US/EU ratio (Power mode)</w:t>
       </w:r>
     </w:p>
     <w:p>
@@ -427,7 +427,7 @@
         <w:rPr>
           <w:lang w:val="pt-BR"/>
         </w:rPr>
-        <w:t>Os Estados Unidos construíram, sob Trump 2.0, uma arquitetura protecionista de três níveis (controles de exportação, tarifas Seção 232, gravidade capitalística) que transforma o acesso ao compute de IA em alavanca geopolítica, criando uma razão de competitividade EUA/UE de 3.4:1 (modo Power) mensurável pelo índice CACI — razão que, sem uma resposta europeia estruturada até 2028, se tornará irreversível.</w:t>
+        <w:t>Os Estados Unidos construíram, sob Trump 2.0, uma arquitetura protecionista de três níveis (controles de exportação, tarifas Seção 232, gravidade capitalística) que transforma o acesso ao compute de IA em alavanca geopolítica, criando uma razão de competitividade EUA/UE de 3.47:1 (modo Power) mensurável pelo índice CACI — razão que, sem uma resposta europeia estruturada até 2028, se tornará irreversível.</w:t>
       </w:r>
     </w:p>
     <w:p>
@@ -898,37 +898,37 @@
           <w:color w:val="1B3A5C"/>
           <w:lang w:val="pt-BR"/>
         </w:rPr>
-        <w:t>P9. A razão 3.4:1 EUA/UE (modo Power) é credível? Parece significativa.</w:t>
-      </w:r>
-    </w:p>
-    <w:p>
-      <w:pPr>
-        <w:spacing w:after="120"/>
-        <w:ind w:left="360"/>
-        <w:rPr>
-          <w:lang w:val="pt-BR"/>
-        </w:rPr>
-      </w:pPr>
-      <w:r>
-        <w:rPr>
-          <w:lang w:val="pt-BR"/>
-        </w:rPr>
-        <w:t>É enorme — e essa é precisamente a mensagem. Mas a razão é convergente com quatro fontes independentes. O capex das Big Tech dos EUA (US$ 675 bilhões) vs investimentos da UE em IA (~€40 bilhões) dá uma razão de ~17:1 em fluxos de investimento (McKinsey, janeiro de 2026). O custo por TFlop para treinamento é de US$ 0,5/TFlop nos EUA contra US$ 1,2–1,8/TFlop na UE (Bruegel/Epoch AI), uma razão de 2,4–3,6:1 apenas nos custos. O compute instalado (EUA: 75 GW de carga TI, UE: ~35 GW segundo CFG Europe) dá uma razão bruta de ~2:1, que sobe para 3.4:1 (modo Power) após normalização pelo PIB e ajuste pelo custo energético.</w:t>
-      </w:r>
-    </w:p>
-    <w:p>
-      <w:pPr>
-        <w:spacing w:after="120"/>
-        <w:ind w:left="360"/>
-        <w:rPr>
-          <w:lang w:val="pt-BR"/>
-        </w:rPr>
-      </w:pPr>
-      <w:r>
-        <w:rPr>
-          <w:lang w:val="pt-BR"/>
-        </w:rPr>
-        <w:t>Se você acha que 3.4:1 (modo Power) é alto demais, provavelmente é porque a defasagem real é maior do que a intuição sugere. É precisamente isso que o CACI torna visível.</w:t>
+        <w:t>P9. A razão 3.47:1 EUA/UE (modo Power) é credível? Parece significativa.</w:t>
+      </w:r>
+    </w:p>
+    <w:p>
+      <w:pPr>
+        <w:spacing w:after="120"/>
+        <w:ind w:left="360"/>
+        <w:rPr>
+          <w:lang w:val="pt-BR"/>
+        </w:rPr>
+      </w:pPr>
+      <w:r>
+        <w:rPr>
+          <w:lang w:val="pt-BR"/>
+        </w:rPr>
+        <w:t>É enorme — e essa é precisamente a mensagem. Mas a razão é convergente com quatro fontes independentes. O capex das Big Tech dos EUA (US$ 675 bilhões) vs investimentos da UE em IA (~€40 bilhões) dá uma razão de ~17:1 em fluxos de investimento (McKinsey, janeiro de 2026). O custo por TFlop para treinamento é de US$ 0,5/TFlop nos EUA contra US$ 1,2–1,8/TFlop na UE (Bruegel/Epoch AI), uma razão de 2,4–3,6:1 apenas nos custos. O compute instalado (EUA: 75 GW de carga TI, UE: ~35 GW segundo CFG Europe) dá uma razão bruta de ~2:1, que sobe para 3.47:1 (modo Power) após normalização pelo PIB e ajuste pelo custo energético.</w:t>
+      </w:r>
+    </w:p>
+    <w:p>
+      <w:pPr>
+        <w:spacing w:after="120"/>
+        <w:ind w:left="360"/>
+        <w:rPr>
+          <w:lang w:val="pt-BR"/>
+        </w:rPr>
+      </w:pPr>
+      <w:r>
+        <w:rPr>
+          <w:lang w:val="pt-BR"/>
+        </w:rPr>
+        <w:t>Se você acha que 3.47:1 (modo Power) é alto demais, provavelmente é porque a defasagem real é maior do que a intuição sugere. É precisamente isso que o CACI torna visível.</w:t>
       </w:r>
     </w:p>
     <w:p>
@@ -992,7 +992,7 @@
         <w:rPr>
           <w:lang w:val="pt-BR"/>
         </w:rPr>
-        <w:t>E é precisamente aqui que o CACI revela seu maior valor agregado. Os índices tradicionais — FMI AI Preparedness Index, Tortoise Global AI Index — atribuem pontuações comparativamente próximas entre os Estados Unidos e a Europa. O AIPI do FMI atribui, por exemplo, 0,85 aos EUA e 0,74 à França, ou seja, um ratio de 1,15:1. Esse ratio mascara um abismo físico real: em termos de compute instalado por unidade de PIB, ajustado pelo custo energético e capital humano, o ratio real é de 3.4:1 (modo Power) — uma diferença estrutural que os índices compostos multidimensionais diluem em suas ponderações.</w:t>
+        <w:t>E é precisamente aqui que o CACI revela seu maior valor agregado. Os índices tradicionais — FMI AI Preparedness Index, Tortoise Global AI Index — atribuem pontuações comparativamente próximas entre os Estados Unidos e a Europa. O AIPI do FMI atribui, por exemplo, 0,85 aos EUA e 0,74 à França, ou seja, um ratio de 1,15:1. Esse ratio mascara um abismo físico real: em termos de compute instalado por unidade de PIB, ajustado pelo custo energético e capital humano, o ratio real é de 3.47:1 (modo Power) — uma diferença estrutural que os índices compostos multidimensionais diluem em suas ponderações.</w:t>
       </w:r>
     </w:p>
     <w:p>
@@ -1160,7 +1160,7 @@
         <w:rPr>
           <w:lang w:val="pt-BR"/>
         </w:rPr>
-        <w:t>Mas o CACI é projetado para ser comparativo (razão entre regiões), não absoluto. Se subestimamos o compute dos EUA em 20% e o compute da UE em 20%, a razão permanece a mesma. Erros sistemáticos se anulam no modo comparativo. É uma escolha de design: o CACI mede ordens de grandeza, não valores absolutos. E mesmo com uma margem de erro de 30%, uma razão de 3.4:1 (modo Power) permanece um gap estrutural significativo.</w:t>
+        <w:t>Mas o CACI é projetado para ser comparativo (razão entre regiões), não absoluto. Se subestimamos o compute dos EUA em 20% e o compute da UE em 20%, a razão permanece a mesma. Erros sistemáticos se anulam no modo comparativo. É uma escolha de design: o CACI mede ordens de grandeza, não valores absolutos. E mesmo com uma margem de erro de 30%, uma razão de 3.47:1 (modo Power) permanece um gap estrutural significativo.</w:t>
       </w:r>
     </w:p>
     <w:p>

--- a/docs/br/FAQ_AI_for_Americans_First_PT-BR.docx
+++ b/docs/br/FAQ_AI_for_Americans_First_PT-BR.docx
@@ -188,7 +188,7 @@
           <w:szCs w:val="20"/>
           <w:lang w:val="en-US"/>
         </w:rPr>
-        <w:t>78,9% global AI compute = USA | $675B US capex 2026 | 3.4× US/EU ratio (Power mode)</w:t>
+        <w:t>78,9% global AI compute = USA | $675B US capex 2026 | 3,47× US/EU ratio (Power mode)</w:t>
       </w:r>
     </w:p>
     <w:p>
